--- a/dataset/guides/SYS/guide/IT-SYS-008_개발 서버·DB 장애 대응 가이드.docx
+++ b/dataset/guides/SYS/guide/IT-SYS-008_개발 서버·DB 장애 대응 가이드.docx
@@ -878,7 +878,7 @@
               <w:rPr>
                 <w:rFonts w:ascii="맑은 고딕" w:cs="맑은 고딕" w:eastAsia="맑은 고딕" w:hAnsi="맑은 고딕"/>
               </w:rPr>
-              <w:t xml:space="preserve">개발 서버 접속 불가, SSH 접속 안 됨, 개발서버 ssh 안 들어가져요, 배포 막힘, 팀 전체 배포 불가, 디스크 100%, 로그 정리, 로그 순환, Git·빌드 서버 연동 실패, 빌드 실패, 인증 토큰 만료, 업데이트 이후, 개발 DB·검색엔진 동기화 실패, 커넥터 버전, 분석 결과 불일치</w:t>
+              <w:t xml:space="preserve">개발 서버 접속 불가, SSH 접속 안 됨, 배포 막힘, 팀 전체 배포 불가, 디스크 100%, 로그 정리, 로그 순환, Git·빌드 서버 연동 실패, 빌드 실패, 인증 토큰 만료, 업데이트 이후, 개발 DB·검색엔진 동기화 실패, 커넥터 버전, 분석 결과 불일치</w:t>
             </w:r>
           </w:p>
         </w:tc>
